--- a/src/components/assets/resume/DEXTER MONTERO.docx
+++ b/src/components/assets/resume/DEXTER MONTERO.docx
@@ -7,8 +7,8 @@
         <w:spacing w:line="240" w:lineRule="auto"/>
         <w:rPr>
           <w:rFonts w:ascii="Arial" w:hAnsi="Arial" w:cs="Arial"/>
-          <w:sz w:val="20"/>
-          <w:szCs w:val="20"/>
+          <w:sz w:val="24"/>
+          <w:szCs w:val="24"/>
         </w:rPr>
       </w:pPr>
       <w:r>
@@ -16,10 +16,30 @@
           <w:rFonts w:ascii="Arial" w:hAnsi="Arial" w:cs="Arial"/>
           <w:b/>
           <w:bCs/>
-          <w:sz w:val="48"/>
-          <w:szCs w:val="48"/>
+          <w:sz w:val="40"/>
+          <w:szCs w:val="40"/>
         </w:rPr>
         <w:t>DEXTER MONTERO</w:t>
+      </w:r>
+      <w:r>
+        <w:rPr>
+          <w:rFonts w:ascii="Arial" w:hAnsi="Arial" w:cs="Arial"/>
+          <w:b/>
+          <w:bCs/>
+          <w:sz w:val="44"/>
+          <w:szCs w:val="44"/>
+        </w:rPr>
+        <w:br/>
+      </w:r>
+      <w:r>
+        <w:rPr>
+          <w:rFonts w:ascii="Arial" w:hAnsi="Arial" w:cs="Arial"/>
+          <w:b/>
+          <w:bCs/>
+          <w:sz w:val="28"/>
+          <w:szCs w:val="28"/>
+        </w:rPr>
+        <w:t>BACKEND ENGINEER</w:t>
       </w:r>
       <w:r>
         <w:rPr>
@@ -34,34 +54,21 @@
       <w:r>
         <w:rPr>
           <w:rFonts w:ascii="Arial" w:hAnsi="Arial" w:cs="Arial"/>
-          <w:sz w:val="32"/>
-          <w:szCs w:val="32"/>
-        </w:rPr>
-        <w:t>FULL STACK ENGINEER (BACKEND-FOCUSED)</w:t>
-      </w:r>
-      <w:r>
-        <w:rPr>
-          <w:rFonts w:ascii="Arial" w:hAnsi="Arial" w:cs="Arial"/>
-          <w:sz w:val="36"/>
-          <w:szCs w:val="36"/>
+        </w:rPr>
+        <w:t>Quezon City, Metro Manila</w:t>
+      </w:r>
+      <w:r>
+        <w:rPr>
+          <w:rFonts w:ascii="Arial" w:hAnsi="Arial" w:cs="Arial"/>
         </w:rPr>
         <w:br/>
-      </w:r>
-      <w:r>
-        <w:rPr>
-          <w:rFonts w:ascii="Arial" w:hAnsi="Arial" w:cs="Arial"/>
-          <w:sz w:val="20"/>
-          <w:szCs w:val="20"/>
-        </w:rPr>
-        <w:t xml:space="preserve">Quezon City, Metro Manila | </w:t>
       </w:r>
       <w:hyperlink r:id="rId5" w:history="1">
         <w:r>
           <w:rPr>
             <w:rStyle w:val="Hyperlink"/>
             <w:rFonts w:ascii="Arial" w:hAnsi="Arial" w:cs="Arial"/>
-            <w:sz w:val="20"/>
-            <w:szCs w:val="20"/>
+            <w:color w:val="000000" w:themeColor="text1"/>
           </w:rPr>
           <w:t>dexter.montero09@gmail.com</w:t>
         </w:r>
@@ -69,27 +76,65 @@
       <w:r>
         <w:rPr>
           <w:rFonts w:ascii="Arial" w:hAnsi="Arial" w:cs="Arial"/>
-          <w:sz w:val="20"/>
-          <w:szCs w:val="20"/>
         </w:rPr>
         <w:t xml:space="preserve"> | 0976 103 8160</w:t>
       </w:r>
       <w:r>
         <w:rPr>
           <w:rFonts w:ascii="Arial" w:hAnsi="Arial" w:cs="Arial"/>
-          <w:sz w:val="20"/>
-          <w:szCs w:val="20"/>
+        </w:rPr>
+        <w:br/>
+      </w:r>
+      <w:hyperlink r:id="rId6" w:history="1">
+        <w:r>
+          <w:rPr>
+            <w:rStyle w:val="Hyperlink"/>
+            <w:rFonts w:ascii="Arial" w:hAnsi="Arial" w:cs="Arial"/>
+            <w:color w:val="000000" w:themeColor="text1"/>
+          </w:rPr>
+          <w:t>github.com/dextermontero</w:t>
+        </w:r>
+      </w:hyperlink>
+      <w:r>
+        <w:rPr>
+          <w:rFonts w:ascii="Arial" w:hAnsi="Arial" w:cs="Arial"/>
+          <w:color w:val="000000" w:themeColor="text1"/>
+          <w:u w:val="single"/>
+        </w:rPr>
+        <w:t xml:space="preserve"> </w:t>
+      </w:r>
+      <w:r>
+        <w:rPr>
+          <w:rFonts w:ascii="Arial" w:hAnsi="Arial" w:cs="Arial"/>
+        </w:rPr>
+        <w:t xml:space="preserve">| </w:t>
+      </w:r>
+      <w:hyperlink r:id="rId7" w:history="1">
+        <w:r>
+          <w:rPr>
+            <w:rStyle w:val="Hyperlink"/>
+            <w:rFonts w:ascii="Arial" w:hAnsi="Arial" w:cs="Arial"/>
+            <w:color w:val="000000" w:themeColor="text1"/>
+          </w:rPr>
+          <w:t>dextermontero.vercel.app</w:t>
+        </w:r>
+      </w:hyperlink>
+      <w:r>
+        <w:rPr>
+          <w:rFonts w:ascii="Arial" w:hAnsi="Arial" w:cs="Arial"/>
+          <w:color w:val="000000" w:themeColor="text1"/>
+        </w:rPr>
+        <w:t xml:space="preserve"> </w:t>
+      </w:r>
+      <w:r>
+        <w:rPr>
+          <w:rFonts w:ascii="Arial" w:hAnsi="Arial" w:cs="Arial"/>
         </w:rPr>
         <w:br/>
       </w:r>
     </w:p>
     <w:p>
       <w:pPr>
-        <w:pBdr>
-          <w:top w:val="single" w:sz="6" w:space="1" w:color="auto"/>
-          <w:bottom w:val="single" w:sz="6" w:space="0" w:color="auto"/>
-        </w:pBdr>
-        <w:spacing w:line="240" w:lineRule="auto"/>
         <w:rPr>
           <w:rFonts w:ascii="Arial" w:hAnsi="Arial" w:cs="Arial"/>
           <w:b/>
@@ -111,51 +156,21 @@
     </w:p>
     <w:p>
       <w:pPr>
-        <w:pBdr>
-          <w:bottom w:val="single" w:sz="6" w:space="1" w:color="auto"/>
-          <w:between w:val="single" w:sz="6" w:space="1" w:color="auto"/>
-        </w:pBdr>
-        <w:spacing w:line="240" w:lineRule="auto"/>
-        <w:jc w:val="both"/>
-        <w:rPr>
-          <w:rFonts w:ascii="Arial" w:hAnsi="Arial" w:cs="Arial"/>
-          <w:sz w:val="20"/>
-          <w:szCs w:val="20"/>
-        </w:rPr>
-      </w:pPr>
-      <w:r>
-        <w:rPr>
-          <w:rFonts w:ascii="Arial" w:hAnsi="Arial" w:cs="Arial"/>
-          <w:sz w:val="20"/>
-          <w:szCs w:val="20"/>
-        </w:rPr>
-        <w:t>Full Stack Engineer with strong backend focus, experienced in building scalable API-driven systems using Fast</w:t>
-      </w:r>
-      <w:r>
-        <w:rPr>
-          <w:rFonts w:ascii="Arial" w:hAnsi="Arial" w:cs="Arial"/>
-          <w:sz w:val="20"/>
-          <w:szCs w:val="20"/>
-        </w:rPr>
-        <w:t xml:space="preserve"> </w:t>
-      </w:r>
-      <w:r>
-        <w:rPr>
-          <w:rFonts w:ascii="Arial" w:hAnsi="Arial" w:cs="Arial"/>
-          <w:sz w:val="20"/>
-          <w:szCs w:val="20"/>
-        </w:rPr>
-        <w:t>API, Node.js (Express), and React (TypeScript). Proven ability to improve API performance by 30–40%, support systems handling 10,000+ daily requests, and deliver production-ready full-stack applications with independent frontend/backend deployments.</w:t>
-      </w:r>
-    </w:p>
-    <w:p>
-      <w:pPr>
-        <w:pBdr>
-          <w:bottom w:val="single" w:sz="6" w:space="1" w:color="auto"/>
-          <w:between w:val="single" w:sz="6" w:space="1" w:color="auto"/>
-        </w:pBdr>
-        <w:spacing w:line="240" w:lineRule="auto"/>
-        <w:jc w:val="both"/>
+        <w:rPr>
+          <w:rFonts w:ascii="Arial" w:hAnsi="Arial" w:cs="Arial"/>
+          <w:sz w:val="24"/>
+          <w:szCs w:val="24"/>
+        </w:rPr>
+      </w:pPr>
+      <w:r>
+        <w:rPr>
+          <w:rFonts w:ascii="Arial" w:hAnsi="Arial" w:cs="Arial"/>
+          <w:sz w:val="18"/>
+          <w:szCs w:val="18"/>
+        </w:rPr>
+        <w:t>Backend Engineer with 2+ years of experience designing, developing, and maintaining high-performance backend systems and REST APIs using Node.js, Express.js, and Laravel/Lumen. Proven track record of optimizing API performance, improving system scalability, and supporting production applications handling 10,000+ daily requests. Experienced in API integration, database optimization, cloud deployment, Docker containerization, Kubernetes orchestration, and Agile software development.</w:t>
+      </w:r>
+      <w:r>
         <w:rPr>
           <w:rFonts w:ascii="Arial" w:hAnsi="Arial" w:cs="Arial"/>
           <w:b/>
@@ -163,8 +178,11 @@
           <w:sz w:val="24"/>
           <w:szCs w:val="24"/>
         </w:rPr>
-      </w:pPr>
-      <w:r>
+        <w:br/>
+      </w:r>
+    </w:p>
+    <w:p>
+      <w:pPr>
         <w:rPr>
           <w:rFonts w:ascii="Arial" w:hAnsi="Arial" w:cs="Arial"/>
           <w:b/>
@@ -172,203 +190,8 @@
           <w:sz w:val="24"/>
           <w:szCs w:val="24"/>
         </w:rPr>
-        <w:t>TECHNICAL SKILLS</w:t>
-      </w:r>
-    </w:p>
-    <w:p>
-      <w:pPr>
-        <w:spacing w:line="240" w:lineRule="auto"/>
-        <w:rPr>
-          <w:rFonts w:ascii="Arial" w:hAnsi="Arial" w:cs="Arial"/>
-          <w:b/>
-          <w:bCs/>
-          <w:sz w:val="20"/>
-          <w:szCs w:val="20"/>
-        </w:rPr>
-      </w:pPr>
-      <w:r>
-        <w:rPr>
-          <w:rFonts w:ascii="Arial" w:hAnsi="Arial" w:cs="Arial"/>
-          <w:b/>
-          <w:bCs/>
-          <w:sz w:val="20"/>
-          <w:szCs w:val="20"/>
-        </w:rPr>
-        <w:t xml:space="preserve">Backend: </w:t>
-      </w:r>
-      <w:r>
-        <w:rPr>
-          <w:rFonts w:ascii="Arial" w:hAnsi="Arial" w:cs="Arial"/>
-          <w:sz w:val="20"/>
-          <w:szCs w:val="20"/>
-        </w:rPr>
-        <w:t>Fast</w:t>
-      </w:r>
-      <w:r>
-        <w:rPr>
-          <w:rFonts w:ascii="Arial" w:hAnsi="Arial" w:cs="Arial"/>
-          <w:sz w:val="20"/>
-          <w:szCs w:val="20"/>
-        </w:rPr>
-        <w:t xml:space="preserve"> </w:t>
-      </w:r>
-      <w:r>
-        <w:rPr>
-          <w:rFonts w:ascii="Arial" w:hAnsi="Arial" w:cs="Arial"/>
-          <w:sz w:val="20"/>
-          <w:szCs w:val="20"/>
-        </w:rPr>
-        <w:t>API, Node.</w:t>
-      </w:r>
-      <w:r>
-        <w:rPr>
-          <w:rFonts w:ascii="Arial" w:hAnsi="Arial" w:cs="Arial"/>
-          <w:sz w:val="20"/>
-          <w:szCs w:val="20"/>
-        </w:rPr>
-        <w:t>js (Express, Fastify), Laravel/Lumen</w:t>
-      </w:r>
-      <w:r>
-        <w:rPr>
-          <w:rFonts w:ascii="Arial" w:hAnsi="Arial" w:cs="Arial"/>
-          <w:b/>
-          <w:bCs/>
-          <w:sz w:val="20"/>
-          <w:szCs w:val="20"/>
-        </w:rPr>
-        <w:br/>
-        <w:t>Frontend:</w:t>
-      </w:r>
-      <w:r>
-        <w:rPr>
-          <w:rFonts w:ascii="Arial" w:hAnsi="Arial" w:cs="Arial"/>
-          <w:b/>
-          <w:bCs/>
-          <w:sz w:val="20"/>
-          <w:szCs w:val="20"/>
-        </w:rPr>
-        <w:t xml:space="preserve"> </w:t>
-      </w:r>
-      <w:r>
-        <w:rPr>
-          <w:rFonts w:ascii="Arial" w:hAnsi="Arial" w:cs="Arial"/>
-          <w:sz w:val="20"/>
-          <w:szCs w:val="20"/>
-        </w:rPr>
-        <w:t>React, TypeScript</w:t>
-      </w:r>
-      <w:r>
-        <w:rPr>
-          <w:rFonts w:ascii="Arial" w:hAnsi="Arial" w:cs="Arial"/>
-          <w:b/>
-          <w:bCs/>
-          <w:sz w:val="20"/>
-          <w:szCs w:val="20"/>
-        </w:rPr>
-        <w:br/>
-      </w:r>
-      <w:r>
-        <w:rPr>
-          <w:rFonts w:ascii="Arial" w:hAnsi="Arial" w:cs="Arial"/>
-          <w:b/>
-          <w:bCs/>
-          <w:sz w:val="20"/>
-          <w:szCs w:val="20"/>
-        </w:rPr>
-        <w:t>Databases</w:t>
-      </w:r>
-      <w:r>
-        <w:rPr>
-          <w:rFonts w:ascii="Arial" w:hAnsi="Arial" w:cs="Arial"/>
-          <w:sz w:val="20"/>
-          <w:szCs w:val="20"/>
-        </w:rPr>
-        <w:t>:</w:t>
-      </w:r>
-      <w:r>
-        <w:rPr>
-          <w:rFonts w:ascii="Arial" w:hAnsi="Arial" w:cs="Arial"/>
-          <w:sz w:val="20"/>
-          <w:szCs w:val="20"/>
-        </w:rPr>
-        <w:t xml:space="preserve"> MySQL, MongoDB, Redis</w:t>
-      </w:r>
-      <w:r>
-        <w:rPr>
-          <w:rFonts w:ascii="Arial" w:hAnsi="Arial" w:cs="Arial"/>
-          <w:sz w:val="20"/>
-          <w:szCs w:val="20"/>
-        </w:rPr>
-        <w:br/>
-      </w:r>
-      <w:r>
-        <w:rPr>
-          <w:rFonts w:ascii="Arial" w:hAnsi="Arial" w:cs="Arial"/>
-          <w:b/>
-          <w:bCs/>
-          <w:sz w:val="20"/>
-          <w:szCs w:val="20"/>
-        </w:rPr>
-        <w:t>DevOps/Cloud</w:t>
-      </w:r>
-      <w:r>
-        <w:rPr>
-          <w:rFonts w:ascii="Arial" w:hAnsi="Arial" w:cs="Arial"/>
-          <w:sz w:val="20"/>
-          <w:szCs w:val="20"/>
-        </w:rPr>
-        <w:t>:</w:t>
-      </w:r>
-      <w:r>
-        <w:rPr>
-          <w:rFonts w:ascii="Arial" w:hAnsi="Arial" w:cs="Arial"/>
-          <w:sz w:val="20"/>
-          <w:szCs w:val="20"/>
-        </w:rPr>
-        <w:t xml:space="preserve"> Docker, Kubernetes (k3s), AWS EC2/S3, CI/CD, Vercel</w:t>
-      </w:r>
-      <w:r>
-        <w:rPr>
-          <w:rFonts w:ascii="Arial" w:hAnsi="Arial" w:cs="Arial"/>
-          <w:sz w:val="20"/>
-          <w:szCs w:val="20"/>
-        </w:rPr>
-        <w:br/>
-      </w:r>
-      <w:r>
-        <w:rPr>
-          <w:rFonts w:ascii="Arial" w:hAnsi="Arial" w:cs="Arial"/>
-          <w:b/>
-          <w:bCs/>
-          <w:sz w:val="20"/>
-          <w:szCs w:val="20"/>
-        </w:rPr>
-        <w:t>Tools</w:t>
-      </w:r>
-      <w:r>
-        <w:rPr>
-          <w:rFonts w:ascii="Arial" w:hAnsi="Arial" w:cs="Arial"/>
-          <w:sz w:val="20"/>
-          <w:szCs w:val="20"/>
-        </w:rPr>
-        <w:t>:</w:t>
-      </w:r>
-      <w:r>
-        <w:rPr>
-          <w:rFonts w:ascii="Arial" w:hAnsi="Arial" w:cs="Arial"/>
-          <w:sz w:val="20"/>
-          <w:szCs w:val="20"/>
-        </w:rPr>
-        <w:t xml:space="preserve"> Git, Swagger/OpenAI</w:t>
-      </w:r>
-    </w:p>
-    <w:p>
-      <w:pPr>
-        <w:pBdr>
-          <w:top w:val="single" w:sz="6" w:space="1" w:color="auto"/>
-          <w:bottom w:val="single" w:sz="6" w:space="1" w:color="auto"/>
-        </w:pBdr>
-        <w:spacing w:line="240" w:lineRule="auto"/>
+      </w:pPr>
+      <w:r>
         <w:rPr>
           <w:rFonts w:ascii="Arial" w:hAnsi="Arial" w:cs="Arial"/>
           <w:b/>
@@ -376,8 +199,12 @@
           <w:sz w:val="24"/>
           <w:szCs w:val="24"/>
         </w:rPr>
-      </w:pPr>
-      <w:r>
+        <w:t>PROFESSIONAL EXPERIENCE</w:t>
+      </w:r>
+    </w:p>
+    <w:p>
+      <w:pPr>
+        <w:spacing w:line="240" w:lineRule="auto"/>
         <w:rPr>
           <w:rFonts w:ascii="Arial" w:hAnsi="Arial" w:cs="Arial"/>
           <w:b/>
@@ -385,206 +212,8 @@
           <w:sz w:val="24"/>
           <w:szCs w:val="24"/>
         </w:rPr>
-        <w:t>PROJECTS</w:t>
-      </w:r>
-    </w:p>
-    <w:p>
-      <w:pPr>
-        <w:spacing w:line="240" w:lineRule="auto"/>
-        <w:rPr>
-          <w:rFonts w:ascii="Arial" w:hAnsi="Arial" w:cs="Arial"/>
-          <w:b/>
-          <w:bCs/>
-          <w:sz w:val="20"/>
-          <w:szCs w:val="20"/>
-        </w:rPr>
-      </w:pPr>
-      <w:r>
-        <w:rPr>
-          <w:rFonts w:ascii="Arial" w:hAnsi="Arial" w:cs="Arial"/>
-          <w:b/>
-          <w:bCs/>
-          <w:sz w:val="20"/>
-          <w:szCs w:val="20"/>
-        </w:rPr>
-        <w:t>Humana HRIS – Full Stack HR System (Live | API Docs)</w:t>
-      </w:r>
-    </w:p>
-    <w:p>
-      <w:pPr>
-        <w:pStyle w:val="ListParagraph"/>
-        <w:numPr>
-          <w:ilvl w:val="0"/>
-          <w:numId w:val="11"/>
-        </w:numPr>
-        <w:spacing w:line="240" w:lineRule="auto"/>
-        <w:ind w:left="270" w:hanging="270"/>
-      </w:pPr>
-      <w:r>
-        <w:t>Built full-stack HRIS using React (TypeScript) and Node.js (Express) for employee management and workflow operations</w:t>
-      </w:r>
-    </w:p>
-    <w:p>
-      <w:pPr>
-        <w:pStyle w:val="ListParagraph"/>
-        <w:numPr>
-          <w:ilvl w:val="0"/>
-          <w:numId w:val="11"/>
-        </w:numPr>
-        <w:spacing w:line="240" w:lineRule="auto"/>
-        <w:ind w:left="270" w:hanging="270"/>
-      </w:pPr>
-      <w:r>
-        <w:t>Designed and documented REST APIs with Swagger for seamless frontend-backend integration</w:t>
-      </w:r>
-    </w:p>
-    <w:p>
-      <w:pPr>
-        <w:pStyle w:val="ListParagraph"/>
-        <w:numPr>
-          <w:ilvl w:val="0"/>
-          <w:numId w:val="11"/>
-        </w:numPr>
-        <w:spacing w:line="240" w:lineRule="auto"/>
-        <w:ind w:left="270" w:hanging="270"/>
-      </w:pPr>
-      <w:r>
-        <w:t>Implemented RBAC authentication with JWT, refresh tokens, and role-permission middleware for HR workflows</w:t>
-      </w:r>
-    </w:p>
-    <w:p>
-      <w:pPr>
-        <w:pStyle w:val="ListParagraph"/>
-        <w:numPr>
-          <w:ilvl w:val="0"/>
-          <w:numId w:val="11"/>
-        </w:numPr>
-        <w:spacing w:line="240" w:lineRule="auto"/>
-        <w:ind w:left="270" w:hanging="270"/>
-      </w:pPr>
-      <w:r>
-        <w:t>Integrated React frontend with paginated REST APIs, reducing dashboard load time via lazy loading and query optimization</w:t>
-      </w:r>
-    </w:p>
-    <w:p>
-      <w:pPr>
-        <w:pStyle w:val="ListParagraph"/>
-        <w:numPr>
-          <w:ilvl w:val="0"/>
-          <w:numId w:val="11"/>
-        </w:numPr>
-        <w:spacing w:line="240" w:lineRule="auto"/>
-        <w:ind w:left="270" w:hanging="270"/>
-      </w:pPr>
-      <w:r>
-        <w:t>Deployed frontend and backend independently on cloud platforms</w:t>
-      </w:r>
-    </w:p>
-    <w:p>
-      <w:pPr>
-        <w:spacing w:line="240" w:lineRule="auto"/>
-        <w:rPr>
-          <w:rFonts w:ascii="Arial" w:hAnsi="Arial" w:cs="Arial"/>
-          <w:b/>
-          <w:bCs/>
-          <w:sz w:val="20"/>
-          <w:szCs w:val="20"/>
-        </w:rPr>
-      </w:pPr>
-      <w:r>
-        <w:rPr>
-          <w:rFonts w:ascii="Arial" w:hAnsi="Arial" w:cs="Arial"/>
-          <w:b/>
-          <w:bCs/>
-          <w:sz w:val="20"/>
-          <w:szCs w:val="20"/>
-        </w:rPr>
-        <w:t>Auto</w:t>
-      </w:r>
-      <w:r>
-        <w:rPr>
-          <w:rFonts w:ascii="Arial" w:hAnsi="Arial" w:cs="Arial"/>
-          <w:b/>
-          <w:bCs/>
-          <w:sz w:val="20"/>
-          <w:szCs w:val="20"/>
-        </w:rPr>
-        <w:t xml:space="preserve"> </w:t>
-      </w:r>
-      <w:r>
-        <w:rPr>
-          <w:rFonts w:ascii="Arial" w:hAnsi="Arial" w:cs="Arial"/>
-          <w:b/>
-          <w:bCs/>
-          <w:sz w:val="20"/>
-          <w:szCs w:val="20"/>
-        </w:rPr>
-        <w:t>Vault Motors – Vehicle Management Platform (Live)</w:t>
-      </w:r>
-    </w:p>
-    <w:p>
-      <w:pPr>
-        <w:pStyle w:val="ListParagraph"/>
-        <w:numPr>
-          <w:ilvl w:val="0"/>
-          <w:numId w:val="12"/>
-        </w:numPr>
-        <w:spacing w:line="240" w:lineRule="auto"/>
-        <w:ind w:left="270" w:hanging="270"/>
-      </w:pPr>
-      <w:r>
-        <w:t>Developed full-stack system using React and Node.js (Fastify) for vehicle listing and management</w:t>
-      </w:r>
-    </w:p>
-    <w:p>
-      <w:pPr>
-        <w:pStyle w:val="ListParagraph"/>
-        <w:numPr>
-          <w:ilvl w:val="0"/>
-          <w:numId w:val="12"/>
-        </w:numPr>
-        <w:spacing w:line="240" w:lineRule="auto"/>
-        <w:ind w:left="270" w:hanging="270"/>
-      </w:pPr>
-      <w:r>
-        <w:t>Built high-performance REST APIs with Fastify for optimized request handling</w:t>
-      </w:r>
-    </w:p>
-    <w:p>
-      <w:pPr>
-        <w:pStyle w:val="ListParagraph"/>
-        <w:numPr>
-          <w:ilvl w:val="0"/>
-          <w:numId w:val="12"/>
-        </w:numPr>
-        <w:spacing w:line="240" w:lineRule="auto"/>
-        <w:ind w:left="270" w:hanging="270"/>
-      </w:pPr>
-      <w:r>
-        <w:t>Created dynamic frontend components for real-time data interaction</w:t>
-      </w:r>
-    </w:p>
-    <w:p>
-      <w:pPr>
-        <w:pStyle w:val="ListParagraph"/>
-        <w:numPr>
-          <w:ilvl w:val="0"/>
-          <w:numId w:val="12"/>
-        </w:numPr>
-        <w:spacing w:line="240" w:lineRule="auto"/>
-        <w:ind w:left="270" w:hanging="270"/>
-      </w:pPr>
-      <w:r>
-        <w:t>Deployed scalable frontend and backend services independently</w:t>
-      </w:r>
-    </w:p>
-    <w:p>
-      <w:pPr>
-        <w:pBdr>
-          <w:top w:val="single" w:sz="6" w:space="1" w:color="auto"/>
-          <w:bottom w:val="single" w:sz="6" w:space="1" w:color="auto"/>
-        </w:pBdr>
-        <w:spacing w:line="240" w:lineRule="auto"/>
+      </w:pPr>
+      <w:r>
         <w:rPr>
           <w:rFonts w:ascii="Arial" w:hAnsi="Arial" w:cs="Arial"/>
           <w:b/>
@@ -592,7 +221,10 @@
           <w:sz w:val="24"/>
           <w:szCs w:val="24"/>
         </w:rPr>
-      </w:pPr>
+        <w:t>Backend Engineer</w:t>
+      </w:r>
+      <w:bookmarkStart w:id="0" w:name="_GoBack"/>
+      <w:bookmarkEnd w:id="0"/>
       <w:r>
         <w:rPr>
           <w:rFonts w:ascii="Arial" w:hAnsi="Arial" w:cs="Arial"/>
@@ -601,130 +233,13 @@
           <w:sz w:val="24"/>
           <w:szCs w:val="24"/>
         </w:rPr>
-        <w:t>PROFESSIONAL EXPERIENCE</w:t>
-      </w:r>
-    </w:p>
-    <w:p>
-      <w:pPr>
-        <w:spacing w:line="240" w:lineRule="auto"/>
-        <w:rPr>
-          <w:rFonts w:ascii="Arial" w:hAnsi="Arial" w:cs="Arial"/>
-          <w:b/>
-          <w:bCs/>
-          <w:sz w:val="20"/>
-          <w:szCs w:val="20"/>
-        </w:rPr>
-      </w:pPr>
-      <w:r>
-        <w:rPr>
-          <w:rFonts w:ascii="Arial" w:hAnsi="Arial" w:cs="Arial"/>
-          <w:b/>
-          <w:bCs/>
-          <w:sz w:val="20"/>
-          <w:szCs w:val="20"/>
-        </w:rPr>
-        <w:t>Backend Engineer (Acting Team Lead)</w:t>
-      </w:r>
-      <w:r>
-        <w:rPr>
-          <w:rFonts w:ascii="Arial" w:hAnsi="Arial" w:cs="Arial"/>
-          <w:b/>
-          <w:bCs/>
-          <w:sz w:val="20"/>
-          <w:szCs w:val="20"/>
-        </w:rPr>
-        <w:tab/>
-      </w:r>
-      <w:r>
-        <w:rPr>
-          <w:rFonts w:ascii="Arial" w:hAnsi="Arial" w:cs="Arial"/>
-          <w:b/>
-          <w:bCs/>
-          <w:sz w:val="20"/>
-          <w:szCs w:val="20"/>
-        </w:rPr>
-        <w:tab/>
-      </w:r>
-      <w:r>
-        <w:rPr>
-          <w:rFonts w:ascii="Arial" w:hAnsi="Arial" w:cs="Arial"/>
-          <w:b/>
-          <w:bCs/>
-          <w:sz w:val="20"/>
-          <w:szCs w:val="20"/>
-        </w:rPr>
-        <w:tab/>
-      </w:r>
-      <w:r>
-        <w:rPr>
-          <w:rFonts w:ascii="Arial" w:hAnsi="Arial" w:cs="Arial"/>
-          <w:b/>
-          <w:bCs/>
-          <w:sz w:val="20"/>
-          <w:szCs w:val="20"/>
-        </w:rPr>
-        <w:tab/>
-      </w:r>
-      <w:r>
-        <w:rPr>
-          <w:rFonts w:ascii="Arial" w:hAnsi="Arial" w:cs="Arial"/>
-          <w:b/>
-          <w:bCs/>
-          <w:sz w:val="20"/>
-          <w:szCs w:val="20"/>
-        </w:rPr>
-        <w:tab/>
-      </w:r>
-      <w:r>
-        <w:rPr>
-          <w:rFonts w:ascii="Arial" w:hAnsi="Arial" w:cs="Arial"/>
-          <w:b/>
-          <w:bCs/>
-          <w:sz w:val="20"/>
-          <w:szCs w:val="20"/>
-        </w:rPr>
-        <w:tab/>
-      </w:r>
-      <w:r>
-        <w:rPr>
-          <w:rFonts w:ascii="Arial" w:hAnsi="Arial" w:cs="Arial"/>
-          <w:b/>
-          <w:bCs/>
-          <w:sz w:val="20"/>
-          <w:szCs w:val="20"/>
-        </w:rPr>
-        <w:tab/>
-        <w:t xml:space="preserve">     </w:t>
-      </w:r>
-      <w:r>
-        <w:rPr>
-          <w:rFonts w:ascii="Arial" w:hAnsi="Arial" w:cs="Arial"/>
-          <w:b/>
-          <w:bCs/>
-          <w:sz w:val="20"/>
-          <w:szCs w:val="20"/>
-        </w:rPr>
-        <w:t>Jan 2025 to Present</w:t>
-      </w:r>
-      <w:r>
-        <w:rPr>
-          <w:rFonts w:ascii="Arial" w:hAnsi="Arial" w:cs="Arial"/>
-          <w:b/>
-          <w:bCs/>
-          <w:sz w:val="20"/>
-          <w:szCs w:val="20"/>
-        </w:rPr>
         <w:br/>
       </w:r>
       <w:r>
         <w:rPr>
           <w:rFonts w:ascii="Arial" w:hAnsi="Arial" w:cs="Arial"/>
-          <w:b/>
-          <w:bCs/>
-          <w:sz w:val="20"/>
-          <w:szCs w:val="20"/>
-        </w:rPr>
-        <w:t>Media Meter Inc.</w:t>
+        </w:rPr>
+        <w:t>Media Meter Inc. | Jan 2025 – Present</w:t>
       </w:r>
     </w:p>
     <w:p>
@@ -748,23 +263,7 @@
           <w:sz w:val="20"/>
           <w:szCs w:val="20"/>
         </w:rPr>
-        <w:t>Optimized Fast</w:t>
-      </w:r>
-      <w:r>
-        <w:rPr>
-          <w:rFonts w:ascii="Arial" w:hAnsi="Arial" w:cs="Arial"/>
-          <w:sz w:val="20"/>
-          <w:szCs w:val="20"/>
-        </w:rPr>
-        <w:t xml:space="preserve"> </w:t>
-      </w:r>
-      <w:r>
-        <w:rPr>
-          <w:rFonts w:ascii="Arial" w:hAnsi="Arial" w:cs="Arial"/>
-          <w:sz w:val="20"/>
-          <w:szCs w:val="20"/>
-        </w:rPr>
-        <w:t>API services handling 10,000+ daily requests, improving response times by 30–40%</w:t>
+        <w:t>Optimized Fast API services handling 10,000+ daily requests, improving response times by 30–40%</w:t>
       </w:r>
     </w:p>
     <w:p>
@@ -892,142 +391,88 @@
         <w:spacing w:line="240" w:lineRule="auto"/>
         <w:rPr>
           <w:rFonts w:ascii="Arial" w:hAnsi="Arial" w:cs="Arial"/>
+          <w:sz w:val="20"/>
+          <w:szCs w:val="20"/>
+        </w:rPr>
+      </w:pPr>
+      <w:r>
+        <w:rPr>
+          <w:rFonts w:ascii="Arial" w:hAnsi="Arial" w:cs="Arial"/>
+        </w:rPr>
+        <w:br/>
+      </w:r>
+      <w:r>
+        <w:rPr>
+          <w:rFonts w:ascii="Arial" w:hAnsi="Arial" w:cs="Arial"/>
           <w:b/>
           <w:bCs/>
           <w:sz w:val="20"/>
           <w:szCs w:val="20"/>
         </w:rPr>
-      </w:pPr>
-      <w:r>
+        <w:t>Technologies:</w:t>
+      </w:r>
+      <w:r>
+        <w:rPr>
+          <w:rFonts w:ascii="Arial" w:hAnsi="Arial" w:cs="Arial"/>
+          <w:sz w:val="20"/>
+          <w:szCs w:val="20"/>
+        </w:rPr>
+        <w:t xml:space="preserve"> Python (Fast API), Microservice, Laravel/Lumen, Swagger/Open API, Redis, Docker, AWS, Kubernetes</w:t>
+      </w:r>
+    </w:p>
+    <w:p>
+      <w:pPr>
+        <w:tabs>
+          <w:tab w:val="left" w:pos="0"/>
+        </w:tabs>
+        <w:spacing w:line="240" w:lineRule="auto"/>
+        <w:rPr>
+          <w:rFonts w:ascii="Arial" w:hAnsi="Arial" w:cs="Arial"/>
+        </w:rPr>
+      </w:pPr>
+    </w:p>
+    <w:p>
+      <w:pPr>
+        <w:spacing w:line="240" w:lineRule="auto"/>
         <w:rPr>
           <w:rFonts w:ascii="Arial" w:hAnsi="Arial" w:cs="Arial"/>
           <w:b/>
           <w:bCs/>
-          <w:sz w:val="20"/>
-          <w:szCs w:val="20"/>
-        </w:rPr>
-        <w:t>Junior Backend Developer</w:t>
-      </w:r>
+          <w:sz w:val="24"/>
+          <w:szCs w:val="24"/>
+        </w:rPr>
+      </w:pPr>
       <w:r>
         <w:rPr>
           <w:rFonts w:ascii="Arial" w:hAnsi="Arial" w:cs="Arial"/>
           <w:b/>
           <w:bCs/>
-          <w:sz w:val="20"/>
-          <w:szCs w:val="20"/>
-        </w:rPr>
-        <w:tab/>
+          <w:sz w:val="24"/>
+          <w:szCs w:val="24"/>
+        </w:rPr>
+        <w:t>Junior Backend Developer</w:t>
       </w:r>
       <w:r>
         <w:rPr>
           <w:rFonts w:ascii="Arial" w:hAnsi="Arial" w:cs="Arial"/>
           <w:b/>
           <w:bCs/>
-          <w:sz w:val="20"/>
-          <w:szCs w:val="20"/>
-        </w:rPr>
-        <w:tab/>
-      </w:r>
-      <w:r>
-        <w:rPr>
-          <w:rFonts w:ascii="Arial" w:hAnsi="Arial" w:cs="Arial"/>
-          <w:b/>
-          <w:bCs/>
-          <w:sz w:val="20"/>
-          <w:szCs w:val="20"/>
-        </w:rPr>
-        <w:tab/>
-      </w:r>
-      <w:r>
-        <w:rPr>
-          <w:rFonts w:ascii="Arial" w:hAnsi="Arial" w:cs="Arial"/>
-          <w:b/>
-          <w:bCs/>
-          <w:sz w:val="20"/>
-          <w:szCs w:val="20"/>
-        </w:rPr>
-        <w:tab/>
-      </w:r>
-      <w:r>
-        <w:rPr>
-          <w:rFonts w:ascii="Arial" w:hAnsi="Arial" w:cs="Arial"/>
-          <w:b/>
-          <w:bCs/>
-          <w:sz w:val="20"/>
-          <w:szCs w:val="20"/>
-        </w:rPr>
-        <w:tab/>
-      </w:r>
-      <w:r>
-        <w:rPr>
-          <w:rFonts w:ascii="Arial" w:hAnsi="Arial" w:cs="Arial"/>
-          <w:b/>
-          <w:bCs/>
-          <w:sz w:val="20"/>
-          <w:szCs w:val="20"/>
-        </w:rPr>
-        <w:tab/>
-      </w:r>
-      <w:r>
-        <w:rPr>
-          <w:rFonts w:ascii="Arial" w:hAnsi="Arial" w:cs="Arial"/>
-          <w:b/>
-          <w:bCs/>
-          <w:sz w:val="20"/>
-          <w:szCs w:val="20"/>
-        </w:rPr>
-        <w:tab/>
-      </w:r>
-      <w:r>
-        <w:rPr>
-          <w:rFonts w:ascii="Arial" w:hAnsi="Arial" w:cs="Arial"/>
-          <w:b/>
-          <w:bCs/>
-          <w:sz w:val="20"/>
-          <w:szCs w:val="20"/>
-        </w:rPr>
-        <w:tab/>
-      </w:r>
-      <w:r>
-        <w:rPr>
-          <w:rFonts w:ascii="Arial" w:hAnsi="Arial" w:cs="Arial"/>
-          <w:b/>
-          <w:bCs/>
-          <w:sz w:val="20"/>
-          <w:szCs w:val="20"/>
-        </w:rPr>
-        <w:tab/>
-        <w:t xml:space="preserve">  Jan</w:t>
-      </w:r>
-      <w:r>
-        <w:rPr>
-          <w:rFonts w:ascii="Arial" w:hAnsi="Arial" w:cs="Arial"/>
-          <w:b/>
-          <w:bCs/>
-          <w:sz w:val="20"/>
-          <w:szCs w:val="20"/>
-        </w:rPr>
-        <w:t xml:space="preserve"> 2024 to Dec 2024</w:t>
-      </w:r>
-      <w:r>
-        <w:rPr>
-          <w:rFonts w:ascii="Arial" w:hAnsi="Arial" w:cs="Arial"/>
-          <w:b/>
-          <w:bCs/>
-          <w:sz w:val="20"/>
-          <w:szCs w:val="20"/>
+          <w:sz w:val="24"/>
+          <w:szCs w:val="24"/>
         </w:rPr>
         <w:br/>
       </w:r>
       <w:r>
         <w:rPr>
           <w:rFonts w:ascii="Arial" w:hAnsi="Arial" w:cs="Arial"/>
-          <w:b/>
-          <w:bCs/>
-          <w:sz w:val="20"/>
-          <w:szCs w:val="20"/>
         </w:rPr>
         <w:t>Media Meter Inc.</w:t>
+      </w:r>
+      <w:r>
+        <w:rPr>
+          <w:rFonts w:ascii="Arial" w:hAnsi="Arial" w:cs="Arial"/>
+        </w:rPr>
+        <w:t xml:space="preserve"> | Jan 2024 – Dec 2024</w:t>
       </w:r>
     </w:p>
     <w:p>
@@ -1109,6 +554,9 @@
           <w:ilvl w:val="0"/>
           <w:numId w:val="14"/>
         </w:numPr>
+        <w:tabs>
+          <w:tab w:val="left" w:pos="0"/>
+        </w:tabs>
         <w:spacing w:line="240" w:lineRule="auto"/>
         <w:ind w:left="270" w:hanging="270"/>
         <w:rPr>
@@ -1128,7 +576,16 @@
     </w:p>
     <w:p>
       <w:pPr>
+        <w:tabs>
+          <w:tab w:val="left" w:pos="0"/>
+        </w:tabs>
         <w:spacing w:line="240" w:lineRule="auto"/>
+        <w:rPr>
+          <w:rFonts w:ascii="Arial" w:hAnsi="Arial" w:cs="Arial"/>
+        </w:rPr>
+      </w:pPr>
+      <w:bookmarkStart w:id="1" w:name="_Hlk233134607"/>
+      <w:r>
         <w:rPr>
           <w:rFonts w:ascii="Arial" w:hAnsi="Arial" w:cs="Arial"/>
           <w:b/>
@@ -1136,149 +593,81 @@
           <w:sz w:val="20"/>
           <w:szCs w:val="20"/>
         </w:rPr>
-      </w:pPr>
-      <w:r>
+        <w:t>Technologies:</w:t>
+      </w:r>
+      <w:r>
+        <w:rPr>
+          <w:rFonts w:ascii="Arial" w:hAnsi="Arial" w:cs="Arial"/>
+          <w:sz w:val="20"/>
+          <w:szCs w:val="20"/>
+        </w:rPr>
+        <w:t xml:space="preserve"> Laravel/Lumen, Swagger/Open</w:t>
+      </w:r>
+      <w:r>
+        <w:rPr>
+          <w:rFonts w:ascii="Arial" w:hAnsi="Arial" w:cs="Arial"/>
+          <w:sz w:val="20"/>
+          <w:szCs w:val="20"/>
+        </w:rPr>
+        <w:t xml:space="preserve"> </w:t>
+      </w:r>
+      <w:r>
+        <w:rPr>
+          <w:rFonts w:ascii="Arial" w:hAnsi="Arial" w:cs="Arial"/>
+          <w:sz w:val="20"/>
+          <w:szCs w:val="20"/>
+        </w:rPr>
+        <w:t>API, Redis, Docker</w:t>
+      </w:r>
+    </w:p>
+    <w:p>
+      <w:pPr>
+        <w:tabs>
+          <w:tab w:val="left" w:pos="0"/>
+        </w:tabs>
+        <w:spacing w:line="240" w:lineRule="auto"/>
+        <w:rPr>
+          <w:rFonts w:ascii="Arial" w:hAnsi="Arial" w:cs="Arial"/>
+        </w:rPr>
+      </w:pPr>
+    </w:p>
+    <w:bookmarkEnd w:id="1"/>
+    <w:p>
+      <w:pPr>
+        <w:spacing w:line="240" w:lineRule="auto"/>
         <w:rPr>
           <w:rFonts w:ascii="Arial" w:hAnsi="Arial" w:cs="Arial"/>
           <w:b/>
           <w:bCs/>
-          <w:sz w:val="20"/>
-          <w:szCs w:val="20"/>
-        </w:rPr>
-        <w:t>Junior SQL Developer</w:t>
-      </w:r>
+          <w:sz w:val="24"/>
+          <w:szCs w:val="24"/>
+        </w:rPr>
+      </w:pPr>
       <w:r>
         <w:rPr>
           <w:rFonts w:ascii="Arial" w:hAnsi="Arial" w:cs="Arial"/>
           <w:b/>
           <w:bCs/>
-          <w:sz w:val="20"/>
-          <w:szCs w:val="20"/>
-        </w:rPr>
-        <w:tab/>
+          <w:sz w:val="24"/>
+          <w:szCs w:val="24"/>
+        </w:rPr>
+        <w:t>Junior SQL Developer</w:t>
       </w:r>
       <w:r>
         <w:rPr>
           <w:rFonts w:ascii="Arial" w:hAnsi="Arial" w:cs="Arial"/>
           <w:b/>
           <w:bCs/>
-          <w:sz w:val="20"/>
-          <w:szCs w:val="20"/>
-        </w:rPr>
-        <w:tab/>
-      </w:r>
-      <w:r>
-        <w:rPr>
-          <w:rFonts w:ascii="Arial" w:hAnsi="Arial" w:cs="Arial"/>
-          <w:b/>
-          <w:bCs/>
-          <w:sz w:val="20"/>
-          <w:szCs w:val="20"/>
-        </w:rPr>
-        <w:tab/>
-      </w:r>
-      <w:r>
-        <w:rPr>
-          <w:rFonts w:ascii="Arial" w:hAnsi="Arial" w:cs="Arial"/>
-          <w:b/>
-          <w:bCs/>
-          <w:sz w:val="20"/>
-          <w:szCs w:val="20"/>
-        </w:rPr>
-        <w:tab/>
-      </w:r>
-      <w:r>
-        <w:rPr>
-          <w:rFonts w:ascii="Arial" w:hAnsi="Arial" w:cs="Arial"/>
-          <w:b/>
-          <w:bCs/>
-          <w:sz w:val="20"/>
-          <w:szCs w:val="20"/>
-        </w:rPr>
-        <w:tab/>
-      </w:r>
-      <w:r>
-        <w:rPr>
-          <w:rFonts w:ascii="Arial" w:hAnsi="Arial" w:cs="Arial"/>
-          <w:b/>
-          <w:bCs/>
-          <w:sz w:val="20"/>
-          <w:szCs w:val="20"/>
-        </w:rPr>
-        <w:tab/>
-      </w:r>
-      <w:r>
-        <w:rPr>
-          <w:rFonts w:ascii="Arial" w:hAnsi="Arial" w:cs="Arial"/>
-          <w:b/>
-          <w:bCs/>
-          <w:sz w:val="20"/>
-          <w:szCs w:val="20"/>
-        </w:rPr>
-        <w:tab/>
-      </w:r>
-      <w:r>
-        <w:rPr>
-          <w:rFonts w:ascii="Arial" w:hAnsi="Arial" w:cs="Arial"/>
-          <w:b/>
-          <w:bCs/>
-          <w:sz w:val="20"/>
-          <w:szCs w:val="20"/>
-        </w:rPr>
-        <w:tab/>
-      </w:r>
-      <w:r>
-        <w:rPr>
-          <w:rFonts w:ascii="Arial" w:hAnsi="Arial" w:cs="Arial"/>
-          <w:b/>
-          <w:bCs/>
-          <w:sz w:val="20"/>
-          <w:szCs w:val="20"/>
-        </w:rPr>
-        <w:tab/>
-      </w:r>
-      <w:r>
-        <w:rPr>
-          <w:rFonts w:ascii="Arial" w:hAnsi="Arial" w:cs="Arial"/>
-          <w:b/>
-          <w:bCs/>
-          <w:sz w:val="20"/>
-          <w:szCs w:val="20"/>
-        </w:rPr>
-        <w:tab/>
-        <w:t xml:space="preserve">  </w:t>
-      </w:r>
-      <w:bookmarkStart w:id="0" w:name="_GoBack"/>
-      <w:bookmarkEnd w:id="0"/>
-      <w:r>
-        <w:rPr>
-          <w:rFonts w:ascii="Arial" w:hAnsi="Arial" w:cs="Arial"/>
-          <w:b/>
-          <w:bCs/>
-          <w:sz w:val="20"/>
-          <w:szCs w:val="20"/>
-        </w:rPr>
-        <w:t>Nov 2022 to Jun 2023</w:t>
-      </w:r>
-      <w:r>
-        <w:rPr>
-          <w:rFonts w:ascii="Arial" w:hAnsi="Arial" w:cs="Arial"/>
-          <w:b/>
-          <w:bCs/>
-          <w:sz w:val="20"/>
-          <w:szCs w:val="20"/>
+          <w:sz w:val="24"/>
+          <w:szCs w:val="24"/>
         </w:rPr>
         <w:br/>
       </w:r>
       <w:r>
         <w:rPr>
           <w:rFonts w:ascii="Arial" w:hAnsi="Arial" w:cs="Arial"/>
-          <w:b/>
-          <w:bCs/>
-          <w:sz w:val="20"/>
-          <w:szCs w:val="20"/>
-        </w:rPr>
-        <w:t>We Support Inc.</w:t>
+        </w:rPr>
+        <w:t>We Support Inc. | Nov 2022 – Jun 2023</w:t>
       </w:r>
     </w:p>
     <w:p>
@@ -1355,11 +744,38 @@
     </w:p>
     <w:p>
       <w:pPr>
-        <w:pBdr>
-          <w:top w:val="single" w:sz="6" w:space="1" w:color="auto"/>
-          <w:bottom w:val="single" w:sz="6" w:space="1" w:color="auto"/>
-        </w:pBdr>
-        <w:spacing w:line="240" w:lineRule="auto"/>
+        <w:rPr>
+          <w:rFonts w:ascii="Arial" w:hAnsi="Arial" w:cs="Arial"/>
+        </w:rPr>
+      </w:pPr>
+      <w:r>
+        <w:rPr>
+          <w:rFonts w:ascii="Arial" w:hAnsi="Arial" w:cs="Arial"/>
+          <w:b/>
+          <w:bCs/>
+          <w:sz w:val="20"/>
+          <w:szCs w:val="20"/>
+        </w:rPr>
+        <w:t>Technologies:</w:t>
+      </w:r>
+      <w:r>
+        <w:rPr>
+          <w:rFonts w:ascii="Arial" w:hAnsi="Arial" w:cs="Arial"/>
+          <w:sz w:val="20"/>
+          <w:szCs w:val="20"/>
+        </w:rPr>
+        <w:t xml:space="preserve"> SQL, HiveQL, Talend</w:t>
+      </w:r>
+    </w:p>
+    <w:p>
+      <w:pPr>
+        <w:rPr>
+          <w:rFonts w:ascii="Arial" w:hAnsi="Arial" w:cs="Arial"/>
+        </w:rPr>
+      </w:pPr>
+    </w:p>
+    <w:p>
+      <w:pPr>
         <w:rPr>
           <w:rFonts w:ascii="Arial" w:hAnsi="Arial" w:cs="Arial"/>
           <w:b/>
@@ -1376,22 +792,18 @@
           <w:sz w:val="24"/>
           <w:szCs w:val="24"/>
         </w:rPr>
-        <w:t>EDUCATION</w:t>
+        <w:t>TECHNICAL SKILLS</w:t>
       </w:r>
     </w:p>
     <w:p>
       <w:pPr>
-        <w:pBdr>
-          <w:bottom w:val="single" w:sz="6" w:space="1" w:color="auto"/>
-          <w:between w:val="single" w:sz="6" w:space="1" w:color="auto"/>
-        </w:pBdr>
         <w:spacing w:line="240" w:lineRule="auto"/>
         <w:rPr>
           <w:rFonts w:ascii="Arial" w:hAnsi="Arial" w:cs="Arial"/>
           <w:b/>
           <w:bCs/>
-          <w:sz w:val="20"/>
-          <w:szCs w:val="20"/>
+          <w:sz w:val="32"/>
+          <w:szCs w:val="32"/>
         </w:rPr>
       </w:pPr>
       <w:r>
@@ -1402,7 +814,23 @@
           <w:sz w:val="20"/>
           <w:szCs w:val="20"/>
         </w:rPr>
-        <w:t>Quezon City University                                                                                                                                     2018 to 2022</w:t>
+        <w:t>Language:</w:t>
+      </w:r>
+      <w:r>
+        <w:rPr>
+          <w:rFonts w:ascii="Arial" w:hAnsi="Arial" w:cs="Arial"/>
+          <w:sz w:val="20"/>
+          <w:szCs w:val="20"/>
+        </w:rPr>
+        <w:t xml:space="preserve"> JavaScript, TypeScript, PHP, SQL</w:t>
+      </w:r>
+      <w:r>
+        <w:rPr>
+          <w:rFonts w:ascii="Arial" w:hAnsi="Arial" w:cs="Arial"/>
+          <w:sz w:val="20"/>
+          <w:szCs w:val="20"/>
+        </w:rPr>
+        <w:br/>
       </w:r>
       <w:r>
         <w:rPr>
@@ -1412,24 +840,223 @@
           <w:sz w:val="20"/>
           <w:szCs w:val="20"/>
         </w:rPr>
+        <w:t>Backend Development:</w:t>
+      </w:r>
+      <w:r>
+        <w:rPr>
+          <w:rFonts w:ascii="Arial" w:hAnsi="Arial" w:cs="Arial"/>
+          <w:sz w:val="20"/>
+          <w:szCs w:val="20"/>
+        </w:rPr>
+        <w:t xml:space="preserve"> Node.js, Express.js, Python, Laravel, Lumen</w:t>
+      </w:r>
+      <w:r>
+        <w:rPr>
+          <w:rFonts w:ascii="Arial" w:hAnsi="Arial" w:cs="Arial"/>
+          <w:sz w:val="20"/>
+          <w:szCs w:val="20"/>
+        </w:rPr>
         <w:br/>
       </w:r>
       <w:r>
         <w:rPr>
           <w:rFonts w:ascii="Arial" w:hAnsi="Arial" w:cs="Arial"/>
-          <w:sz w:val="20"/>
-          <w:szCs w:val="20"/>
-        </w:rPr>
-        <w:t>Bachelor of Science in Information Technology</w:t>
+          <w:b/>
+          <w:bCs/>
+          <w:sz w:val="20"/>
+          <w:szCs w:val="20"/>
+        </w:rPr>
+        <w:t>API Development:</w:t>
+      </w:r>
+      <w:r>
+        <w:rPr>
+          <w:rFonts w:ascii="Arial" w:hAnsi="Arial" w:cs="Arial"/>
+          <w:sz w:val="20"/>
+          <w:szCs w:val="20"/>
+        </w:rPr>
+        <w:t xml:space="preserve"> </w:t>
+      </w:r>
+      <w:r>
+        <w:rPr>
+          <w:rFonts w:ascii="Arial" w:hAnsi="Arial" w:cs="Arial"/>
+          <w:sz w:val="20"/>
+          <w:szCs w:val="20"/>
+        </w:rPr>
+        <w:t>API Development: REST API Development, API Integration, Swagger/Open</w:t>
+      </w:r>
+      <w:r>
+        <w:rPr>
+          <w:rFonts w:ascii="Arial" w:hAnsi="Arial" w:cs="Arial"/>
+          <w:sz w:val="20"/>
+          <w:szCs w:val="20"/>
+        </w:rPr>
+        <w:t xml:space="preserve"> </w:t>
+      </w:r>
+      <w:r>
+        <w:rPr>
+          <w:rFonts w:ascii="Arial" w:hAnsi="Arial" w:cs="Arial"/>
+          <w:sz w:val="20"/>
+          <w:szCs w:val="20"/>
+        </w:rPr>
+        <w:t>API</w:t>
+      </w:r>
+      <w:r>
+        <w:rPr>
+          <w:rFonts w:ascii="Arial" w:hAnsi="Arial" w:cs="Arial"/>
+        </w:rPr>
+        <w:t xml:space="preserve"> </w:t>
+      </w:r>
+      <w:r>
+        <w:rPr>
+          <w:rFonts w:ascii="Arial" w:hAnsi="Arial" w:cs="Arial"/>
+          <w:sz w:val="20"/>
+          <w:szCs w:val="20"/>
+        </w:rPr>
+        <w:t>JWT Authentication</w:t>
+      </w:r>
+      <w:r>
+        <w:rPr>
+          <w:rFonts w:ascii="Arial" w:hAnsi="Arial" w:cs="Arial"/>
+          <w:sz w:val="20"/>
+          <w:szCs w:val="20"/>
+        </w:rPr>
+        <w:br/>
+      </w:r>
+      <w:r>
+        <w:rPr>
+          <w:rFonts w:ascii="Arial" w:hAnsi="Arial" w:cs="Arial"/>
+          <w:b/>
+          <w:bCs/>
+          <w:sz w:val="20"/>
+          <w:szCs w:val="20"/>
+        </w:rPr>
+        <w:t>Databases:</w:t>
+      </w:r>
+      <w:r>
+        <w:rPr>
+          <w:rFonts w:ascii="Arial" w:hAnsi="Arial" w:cs="Arial"/>
+          <w:sz w:val="20"/>
+          <w:szCs w:val="20"/>
+        </w:rPr>
+        <w:t xml:space="preserve"> MySQL, Redis, Database Optimization, Query Optimization</w:t>
+      </w:r>
+      <w:r>
+        <w:rPr>
+          <w:rFonts w:ascii="Arial" w:hAnsi="Arial" w:cs="Arial"/>
+          <w:sz w:val="20"/>
+          <w:szCs w:val="20"/>
+        </w:rPr>
+        <w:br/>
+      </w:r>
+      <w:r>
+        <w:rPr>
+          <w:rFonts w:ascii="Arial" w:hAnsi="Arial" w:cs="Arial"/>
+          <w:b/>
+          <w:bCs/>
+          <w:sz w:val="20"/>
+          <w:szCs w:val="20"/>
+        </w:rPr>
+        <w:t>Cloud &amp; DevOps:</w:t>
+      </w:r>
+      <w:r>
+        <w:rPr>
+          <w:rFonts w:ascii="Arial" w:hAnsi="Arial" w:cs="Arial"/>
+          <w:sz w:val="20"/>
+          <w:szCs w:val="20"/>
+        </w:rPr>
+        <w:t xml:space="preserve"> AWS S3, Docker, Kubernetes, CI/CD Pipelines</w:t>
+      </w:r>
+      <w:r>
+        <w:rPr>
+          <w:rFonts w:ascii="Arial" w:hAnsi="Arial" w:cs="Arial"/>
+          <w:sz w:val="20"/>
+          <w:szCs w:val="20"/>
+        </w:rPr>
+        <w:br/>
+      </w:r>
+      <w:r>
+        <w:rPr>
+          <w:rFonts w:ascii="Arial" w:hAnsi="Arial" w:cs="Arial"/>
+          <w:b/>
+          <w:bCs/>
+          <w:sz w:val="20"/>
+          <w:szCs w:val="20"/>
+        </w:rPr>
+        <w:t>Software Engineering:</w:t>
+      </w:r>
+      <w:r>
+        <w:rPr>
+          <w:rFonts w:ascii="Arial" w:hAnsi="Arial" w:cs="Arial"/>
+          <w:sz w:val="20"/>
+          <w:szCs w:val="20"/>
+        </w:rPr>
+        <w:t xml:space="preserve"> Backend Development Performance Tuning, Agile Development, Production Support </w:t>
+      </w:r>
+      <w:r>
+        <w:rPr>
+          <w:rFonts w:ascii="Arial" w:hAnsi="Arial" w:cs="Arial"/>
+          <w:sz w:val="20"/>
+          <w:szCs w:val="20"/>
+        </w:rPr>
+        <w:br/>
+      </w:r>
+      <w:r>
+        <w:rPr>
+          <w:rFonts w:ascii="Arial" w:hAnsi="Arial" w:cs="Arial"/>
+          <w:b/>
+          <w:bCs/>
+          <w:sz w:val="20"/>
+          <w:szCs w:val="20"/>
+        </w:rPr>
+        <w:t>Tools:</w:t>
+      </w:r>
+      <w:r>
+        <w:rPr>
+          <w:rFonts w:ascii="Arial" w:hAnsi="Arial" w:cs="Arial"/>
+          <w:sz w:val="20"/>
+          <w:szCs w:val="20"/>
+        </w:rPr>
+        <w:t xml:space="preserve"> </w:t>
+      </w:r>
+      <w:r>
+        <w:rPr>
+          <w:rFonts w:ascii="Arial" w:hAnsi="Arial" w:cs="Arial"/>
+          <w:sz w:val="20"/>
+          <w:szCs w:val="20"/>
+        </w:rPr>
+        <w:t>Git, GitHub, Postman, Swagger/Open</w:t>
+      </w:r>
+      <w:r>
+        <w:rPr>
+          <w:rFonts w:ascii="Arial" w:hAnsi="Arial" w:cs="Arial"/>
+          <w:sz w:val="20"/>
+          <w:szCs w:val="20"/>
+        </w:rPr>
+        <w:t xml:space="preserve"> </w:t>
+      </w:r>
+      <w:r>
+        <w:rPr>
+          <w:rFonts w:ascii="Arial" w:hAnsi="Arial" w:cs="Arial"/>
+          <w:sz w:val="20"/>
+          <w:szCs w:val="20"/>
+        </w:rPr>
+        <w:t>API</w:t>
       </w:r>
     </w:p>
     <w:p>
       <w:pPr>
-        <w:pBdr>
-          <w:bottom w:val="single" w:sz="6" w:space="1" w:color="auto"/>
-          <w:between w:val="single" w:sz="6" w:space="1" w:color="auto"/>
-        </w:pBdr>
         <w:spacing w:line="240" w:lineRule="auto"/>
+        <w:rPr>
+          <w:rFonts w:ascii="Arial" w:hAnsi="Arial" w:cs="Arial"/>
+          <w:b/>
+          <w:bCs/>
+          <w:sz w:val="32"/>
+          <w:szCs w:val="32"/>
+        </w:rPr>
+      </w:pPr>
+    </w:p>
+    <w:p>
+      <w:pPr>
         <w:rPr>
           <w:rFonts w:ascii="Arial" w:hAnsi="Arial" w:cs="Arial"/>
           <w:b/>
@@ -1446,14 +1073,12 @@
           <w:sz w:val="24"/>
           <w:szCs w:val="24"/>
         </w:rPr>
-        <w:t>LINKS</w:t>
+        <w:t>EDUCATION</w:t>
       </w:r>
     </w:p>
     <w:p>
       <w:pPr>
-        <w:spacing w:line="240" w:lineRule="auto"/>
-        <w:rPr>
-          <w:rFonts w:ascii="Arial" w:hAnsi="Arial" w:cs="Arial"/>
+        <w:rPr>
           <w:sz w:val="20"/>
           <w:szCs w:val="20"/>
         </w:rPr>
@@ -1463,84 +1088,42 @@
           <w:rFonts w:ascii="Arial" w:hAnsi="Arial" w:cs="Arial"/>
           <w:b/>
           <w:bCs/>
-          <w:sz w:val="20"/>
-          <w:szCs w:val="20"/>
-        </w:rPr>
-        <w:t>Portfolio URL</w:t>
-      </w:r>
-      <w:r>
-        <w:rPr>
-          <w:rFonts w:ascii="Arial" w:hAnsi="Arial" w:cs="Arial"/>
-          <w:sz w:val="20"/>
-          <w:szCs w:val="20"/>
-        </w:rPr>
-        <w:t xml:space="preserve">: </w:t>
-      </w:r>
-      <w:hyperlink r:id="rId6" w:history="1">
-        <w:r>
-          <w:rPr>
-            <w:rStyle w:val="Hyperlink"/>
-            <w:rFonts w:ascii="Arial" w:hAnsi="Arial" w:cs="Arial"/>
-            <w:sz w:val="20"/>
-            <w:szCs w:val="20"/>
-          </w:rPr>
-          <w:t>https://dextermontero.vercel.app</w:t>
-        </w:r>
-      </w:hyperlink>
-      <w:r>
-        <w:rPr>
-          <w:rFonts w:ascii="Arial" w:hAnsi="Arial" w:cs="Arial"/>
-          <w:sz w:val="20"/>
-          <w:szCs w:val="20"/>
-        </w:rPr>
-        <w:br/>
+        </w:rPr>
+        <w:t>Bachelor of Science in Information Technology</w:t>
       </w:r>
       <w:r>
         <w:rPr>
           <w:rFonts w:ascii="Arial" w:hAnsi="Arial" w:cs="Arial"/>
           <w:b/>
           <w:bCs/>
-          <w:sz w:val="20"/>
-          <w:szCs w:val="20"/>
-        </w:rPr>
-        <w:t>GitHub</w:t>
-      </w:r>
-      <w:r>
-        <w:rPr>
-          <w:rFonts w:ascii="Arial" w:hAnsi="Arial" w:cs="Arial"/>
-          <w:b/>
-          <w:bCs/>
-          <w:sz w:val="20"/>
-          <w:szCs w:val="20"/>
-        </w:rPr>
-        <w:t xml:space="preserve"> URL</w:t>
-      </w:r>
-      <w:r>
-        <w:rPr>
-          <w:rFonts w:ascii="Arial" w:hAnsi="Arial" w:cs="Arial"/>
-          <w:sz w:val="20"/>
-          <w:szCs w:val="20"/>
-        </w:rPr>
-        <w:t xml:space="preserve">: </w:t>
-      </w:r>
-      <w:hyperlink r:id="rId7" w:history="1">
-        <w:r>
-          <w:rPr>
-            <w:rStyle w:val="Hyperlink"/>
-            <w:rFonts w:ascii="Arial" w:hAnsi="Arial" w:cs="Arial"/>
-            <w:sz w:val="20"/>
-            <w:szCs w:val="20"/>
-          </w:rPr>
-          <w:t>https://github.com/dextermontero</w:t>
-        </w:r>
-      </w:hyperlink>
-      <w:r>
-        <w:rPr>
-          <w:rFonts w:ascii="Arial" w:hAnsi="Arial" w:cs="Arial"/>
-          <w:sz w:val="20"/>
-          <w:szCs w:val="20"/>
+          <w:sz w:val="18"/>
+          <w:szCs w:val="18"/>
         </w:rPr>
         <w:br/>
+      </w:r>
+      <w:r>
+        <w:rPr>
+          <w:rFonts w:ascii="Arial" w:hAnsi="Arial" w:cs="Arial"/>
+          <w:sz w:val="20"/>
+          <w:szCs w:val="20"/>
+        </w:rPr>
+        <w:t>Quezon City University</w:t>
+      </w:r>
+      <w:r>
+        <w:rPr>
+          <w:rFonts w:ascii="Arial" w:hAnsi="Arial" w:cs="Arial"/>
+          <w:sz w:val="20"/>
+          <w:szCs w:val="20"/>
+        </w:rPr>
+        <w:t xml:space="preserve"> | 2018 – 202</w:t>
+      </w:r>
+      <w:r>
+        <w:rPr>
+          <w:rFonts w:ascii="Arial" w:hAnsi="Arial" w:cs="Arial"/>
+          <w:sz w:val="20"/>
+          <w:szCs w:val="20"/>
+        </w:rPr>
+        <w:t>2</w:t>
       </w:r>
     </w:p>
     <w:sectPr>
@@ -3936,6 +3519,41 @@
       <w:contextualSpacing/>
     </w:pPr>
   </w:style>
+  <w:style w:type="paragraph" w:styleId="IntenseQuote">
+    <w:name w:val="Intense Quote"/>
+    <w:basedOn w:val="Normal"/>
+    <w:next w:val="Normal"/>
+    <w:link w:val="IntenseQuoteChar"/>
+    <w:uiPriority w:val="30"/>
+    <w:qFormat/>
+    <w:rsid w:val="00A8387D"/>
+    <w:pPr>
+      <w:pBdr>
+        <w:top w:val="single" w:sz="4" w:space="10" w:color="4472C4" w:themeColor="accent1"/>
+        <w:bottom w:val="single" w:sz="4" w:space="10" w:color="4472C4" w:themeColor="accent1"/>
+      </w:pBdr>
+      <w:spacing w:before="360" w:after="360"/>
+      <w:ind w:left="864" w:right="864"/>
+      <w:jc w:val="center"/>
+    </w:pPr>
+    <w:rPr>
+      <w:i/>
+      <w:iCs/>
+      <w:color w:val="4472C4" w:themeColor="accent1"/>
+    </w:rPr>
+  </w:style>
+  <w:style w:type="character" w:customStyle="1" w:styleId="IntenseQuoteChar">
+    <w:name w:val="Intense Quote Char"/>
+    <w:basedOn w:val="DefaultParagraphFont"/>
+    <w:link w:val="IntenseQuote"/>
+    <w:uiPriority w:val="30"/>
+    <w:rsid w:val="00A8387D"/>
+    <w:rPr>
+      <w:i/>
+      <w:iCs/>
+      <w:color w:val="4472C4" w:themeColor="accent1"/>
+    </w:rPr>
+  </w:style>
 </w:styles>
 </file>
 
